--- a/src/9. Диаграмма классов.docx
+++ b/src/9. Диаграмма классов.docx
@@ -88,9 +88,10 @@
           <w:kern w:val="2"/>
           <w:sz w:val="28"/>
           <w:szCs w:val="28"/>
+          <w:highlight w:val="yellow"/>
           <w:lang w:val="en-US" w:eastAsia="zh-CN" w:bidi="hi-IN"/>
         </w:rPr>
-        <w:t>Таблица 1. Итерации разработки</w:t>
+        <w:t>Таблица 1. Описание классов системы</w:t>
       </w:r>
     </w:p>
     <w:tbl>
@@ -414,33 +415,15 @@
             </w:tcBorders>
           </w:tcPr>
           <w:p>
-            <w:pPr>
-              <w:pStyle w:val="Normal"/>
-              <w:spacing w:lineRule="auto" w:line="240" w:before="0" w:after="0"/>
-              <w:rPr>
-                <w:rFonts w:ascii="Times New Roman" w:hAnsi="Times New Roman" w:eastAsia="Noto Serif CJK SC" w:cs="Lohit Devanagari"/>
-                <w:b w:val="false"/>
-                <w:b w:val="false"/>
-                <w:bCs w:val="false"/>
-                <w:color w:val="auto"/>
-                <w:kern w:val="2"/>
-                <w:sz w:val="28"/>
-                <w:szCs w:val="28"/>
-                <w:lang w:val="en-US" w:eastAsia="zh-CN" w:bidi="hi-IN"/>
-              </w:rPr>
-            </w:pPr>
-            <w:r>
-              <w:rPr>
-                <w:rFonts w:eastAsia="Noto Serif CJK SC" w:cs="Lohit Devanagari" w:ascii="Times New Roman" w:hAnsi="Times New Roman"/>
-                <w:b w:val="false"/>
-                <w:bCs w:val="false"/>
-                <w:color w:val="auto"/>
-                <w:kern w:val="2"/>
-                <w:sz w:val="28"/>
-                <w:szCs w:val="28"/>
-                <w:lang w:val="en-US" w:eastAsia="zh-CN" w:bidi="hi-IN"/>
-              </w:rPr>
-              <w:t>Базовый класс для классов «Рекрутер», «HR-менеджер», «Руководитель подразделения».</w:t>
+            <w:r/>
+            <w:r>
+              <w:rPr>
+                <w:rFonts w:ascii="Times New Roman" w:hAnsi="Times New Roman"/>
+                <w:b w:val="0"/>
+                <w:sz w:val="28"/>
+                <w:highlight w:val="yellow"/>
+              </w:rPr>
+              <w:t>Базовый класс для классов «Рекрутер», «HR-менеджер», «Руководитель подразделения», «Клиент агентства».</w:t>
             </w:r>
           </w:p>
         </w:tc>
@@ -975,33 +958,15 @@
             </w:tcBorders>
           </w:tcPr>
           <w:p>
-            <w:pPr>
-              <w:pStyle w:val="Normal"/>
-              <w:spacing w:lineRule="auto" w:line="240" w:before="0" w:after="0"/>
-              <w:rPr>
-                <w:rFonts w:ascii="Times New Roman" w:hAnsi="Times New Roman" w:eastAsia="Noto Serif CJK SC" w:cs="Lohit Devanagari"/>
-                <w:b w:val="false"/>
-                <w:b w:val="false"/>
-                <w:bCs w:val="false"/>
-                <w:color w:val="auto"/>
-                <w:kern w:val="2"/>
-                <w:sz w:val="28"/>
-                <w:szCs w:val="28"/>
-                <w:lang w:val="en-US" w:eastAsia="zh-CN" w:bidi="hi-IN"/>
-              </w:rPr>
-            </w:pPr>
-            <w:r>
-              <w:rPr>
-                <w:rFonts w:eastAsia="Noto Serif CJK SC" w:cs="Lohit Devanagari" w:ascii="Times New Roman" w:hAnsi="Times New Roman"/>
-                <w:b w:val="false"/>
-                <w:bCs w:val="false"/>
-                <w:color w:val="auto"/>
-                <w:kern w:val="2"/>
-                <w:sz w:val="28"/>
-                <w:szCs w:val="28"/>
-                <w:lang w:val="en-US" w:eastAsia="zh-CN" w:bidi="hi-IN"/>
-              </w:rPr>
-              <w:t>id, ФИО, телефон, email, навыки</w:t>
+            <w:r/>
+            <w:r>
+              <w:rPr>
+                <w:rFonts w:ascii="Times New Roman" w:hAnsi="Times New Roman"/>
+                <w:b w:val="0"/>
+                <w:sz w:val="28"/>
+                <w:highlight w:val="yellow"/>
+              </w:rPr>
+              <w:t>id, ФИО, телефон, email, опытРаботы, навыки</w:t>
             </w:r>
           </w:p>
         </w:tc>
@@ -1295,33 +1260,15 @@
             </w:tcBorders>
           </w:tcPr>
           <w:p>
-            <w:pPr>
-              <w:pStyle w:val="Normal"/>
-              <w:spacing w:lineRule="auto" w:line="240" w:before="0" w:after="0"/>
-              <w:rPr>
-                <w:rFonts w:ascii="Times New Roman" w:hAnsi="Times New Roman" w:eastAsia="Noto Serif CJK SC" w:cs="Lohit Devanagari"/>
-                <w:b w:val="false"/>
-                <w:b w:val="false"/>
-                <w:bCs w:val="false"/>
-                <w:color w:val="auto"/>
-                <w:kern w:val="2"/>
-                <w:sz w:val="28"/>
-                <w:szCs w:val="28"/>
-                <w:lang w:val="en-US" w:eastAsia="zh-CN" w:bidi="hi-IN"/>
-              </w:rPr>
-            </w:pPr>
-            <w:r>
-              <w:rPr>
-                <w:rFonts w:eastAsia="Noto Serif CJK SC" w:cs="Lohit Devanagari" w:ascii="Times New Roman" w:hAnsi="Times New Roman"/>
-                <w:b w:val="false"/>
-                <w:bCs w:val="false"/>
-                <w:color w:val="auto"/>
-                <w:kern w:val="2"/>
-                <w:sz w:val="28"/>
-                <w:szCs w:val="28"/>
-                <w:lang w:val="en-US" w:eastAsia="zh-CN" w:bidi="hi-IN"/>
-              </w:rPr>
-              <w:t>id, название, отдел, требования, статус</w:t>
+            <w:r/>
+            <w:r>
+              <w:rPr>
+                <w:rFonts w:ascii="Times New Roman" w:hAnsi="Times New Roman"/>
+                <w:b w:val="0"/>
+                <w:sz w:val="28"/>
+                <w:highlight w:val="yellow"/>
+              </w:rPr>
+              <w:t>id, название, отдел, описание, требования, зарплатныйДиапазон, ответственныйРуководитель, статус</w:t>
             </w:r>
           </w:p>
         </w:tc>
@@ -2041,6 +1988,97 @@
                 <w:lang w:val="en-US" w:eastAsia="zh-CN" w:bidi="hi-IN"/>
               </w:rPr>
               <w:t>Создается при отклике, собеседовании, изменении статуса или решении.</w:t>
+            </w:r>
+          </w:p>
+        </w:tc>
+      </w:tr>
+      <w:tr>
+        <w:tc>
+          <w:tcPr>
+            <w:tcW w:type="dxa" w:w="1869"/>
+            <w:tcW w:w="1869" w:type="dxa"/>
+            <w:tcBorders>
+              <w:left w:val="single" w:sz="2" w:space="0" w:color="000000"/>
+              <w:bottom w:val="single" w:sz="2" w:space="0" w:color="000000"/>
+            </w:tcBorders>
+          </w:tcPr>
+          <w:p>
+            <w:r/>
+            <w:r>
+              <w:rPr>
+                <w:rFonts w:ascii="Times New Roman" w:hAnsi="Times New Roman"/>
+                <w:b w:val="0"/>
+                <w:sz w:val="28"/>
+                <w:highlight w:val="yellow"/>
+              </w:rPr>
+              <w:t>Клиент агентства</w:t>
+            </w:r>
+          </w:p>
+        </w:tc>
+        <w:tc>
+          <w:tcPr>
+            <w:tcW w:type="dxa" w:w="2499"/>
+            <w:tcW w:w="2499" w:type="dxa"/>
+            <w:tcBorders>
+              <w:left w:val="single" w:sz="2" w:space="0" w:color="000000"/>
+              <w:bottom w:val="single" w:sz="2" w:space="0" w:color="000000"/>
+            </w:tcBorders>
+          </w:tcPr>
+          <w:p>
+            <w:r/>
+            <w:r>
+              <w:rPr>
+                <w:rFonts w:ascii="Times New Roman" w:hAnsi="Times New Roman"/>
+                <w:b w:val="0"/>
+                <w:sz w:val="28"/>
+                <w:highlight w:val="yellow"/>
+              </w:rPr>
+              <w:t>компания, должность</w:t>
+            </w:r>
+          </w:p>
+        </w:tc>
+        <w:tc>
+          <w:tcPr>
+            <w:tcW w:type="dxa" w:w="2947"/>
+            <w:tcW w:w="2947" w:type="dxa"/>
+            <w:tcBorders>
+              <w:left w:val="single" w:sz="2" w:space="0" w:color="000000"/>
+              <w:bottom w:val="single" w:sz="2" w:space="0" w:color="000000"/>
+            </w:tcBorders>
+          </w:tcPr>
+          <w:p>
+            <w:r/>
+            <w:r>
+              <w:rPr>
+                <w:rFonts w:ascii="Times New Roman" w:hAnsi="Times New Roman"/>
+                <w:b w:val="0"/>
+                <w:sz w:val="28"/>
+                <w:highlight w:val="yellow"/>
+              </w:rPr>
+              <w:t>просмотретьКандидата(), оставитьКомментарий(), согласоватьКандидата()</w:t>
+            </w:r>
+          </w:p>
+        </w:tc>
+        <w:tc>
+          <w:tcPr>
+            <w:tcW w:type="dxa" w:w="2318"/>
+            <w:tcW w:w="2318" w:type="dxa"/>
+            <w:tcBorders>
+              <w:left w:val="single" w:sz="2" w:space="0" w:color="000000"/>
+              <w:bottom w:val="single" w:sz="2" w:space="0" w:color="000000"/>
+              <w:right w:val="single" w:sz="2" w:space="0" w:color="000000"/>
+            </w:tcBorders>
+          </w:tcPr>
+          <w:p>
+            <w:r/>
+            <w:r>
+              <w:rPr>
+                <w:rFonts w:ascii="Times New Roman" w:hAnsi="Times New Roman"/>
+                <w:b w:val="0"/>
+                <w:sz w:val="28"/>
+                <w:highlight w:val="yellow"/>
+              </w:rPr>
+              <w:t>Просматривает кандидатов по своим заявкам и оставляет решение.</w:t>
             </w:r>
           </w:p>
         </w:tc>
